--- a/docs/cases/12-bennett-xenotransplant.docx
+++ b/docs/cases/12-bennett-xenotransplant.docx
@@ -531,7 +531,7 @@
         <w:pStyle w:val="FirstParagraph"/>
       </w:pPr>
       <w:r>
-        <w:t xml:space="preserve">The Bennett case is worth study because the people involved were not careless. The surgeons were experts acting in good faith; the patient wanted to live; the regulators signed off. The disagreement is about something deeper than any mistake. What follows is a connected exchange — each move answering the one before.</w:t>
+        <w:t xml:space="preserve">Every time medicine tries something for the first time, the same two questions return: where is the line between treating a patient and experimenting on one, and can a dying person freely consent to either? Bennett’s case poses both as starkly as the first heart transplants did in 1967 — and adds a third those cases never faced. A pig’s organ can carry a pig’s viruses, so the risk reached past Bennett to a public that never sat in the consent conversation.</w:t>
       </w:r>
     </w:p>
     <w:bookmarkStart w:id="10" w:name="Xd22bacefcbbe20e964440f9edd6b63af9bac21f"/>
@@ -791,7 +791,7 @@
         <w:pStyle w:val="BodyText"/>
       </w:pPr>
       <w:r>
-        <w:t xml:space="preserve">Add desperation to the mix and the worry sharpens. A man hours from death, offered his</w:t>
+        <w:t xml:space="preserve">Add desperation to the mix and the worry grows. A man hours from death, offered his</w:t>
       </w:r>
       <w:r>
         <w:t xml:space="preserve"> </w:t>

--- a/docs/cases/12-bennett-xenotransplant.docx
+++ b/docs/cases/12-bennett-xenotransplant.docx
@@ -37,7 +37,7 @@
         <w:pStyle w:val="Date"/>
       </w:pPr>
       <w:r>
-        <w:t xml:space="preserve">2026-06-18</w:t>
+        <w:t xml:space="preserve">2026-08-03</w:t>
       </w:r>
     </w:p>
     <w:sdt>
@@ -1163,7 +1163,55 @@
         <w:pStyle w:val="BodyText"/>
       </w:pPr>
       <w:r>
-        <w:t xml:space="preserve">Slayman lived about two months after his pig kidney; Looney lived longer than any xenotransplant patient before her before the organ was removed. Each result, good or bad, now feeds a planned study rather than a single news cycle. This is meant to answer the objections. A trial replaces the therapeutic misconception with honest research consent. It builds in screening for viruses like PCMV. It submits the public-risk question to regulators rather than to a single operating team. Yet the deepest tensions do not vanish. Trial subjects will still be desperate people choosing under pressure. The infection risk still falls on a public that cannot sit in the consent conversation. The pigs are still made to die. The move from rescue to routine makes the practice more careful — but careful is not the same as settled. The question Bennett’s case opened is now being asked at scale: not</w:t>
+        <w:t xml:space="preserve">Slayman lived about two months after his pig kidney; Looney’s organ was removed after 130 days. Then Tim Andrews, a retired engineer from New Hampshire, lived</w:t>
+      </w:r>
+      <w:r>
+        <w:t xml:space="preserve"> </w:t>
+      </w:r>
+      <w:r>
+        <w:rPr>
+          <w:b/>
+          <w:bCs/>
+        </w:rPr>
+        <w:t xml:space="preserve">271 days</w:t>
+      </w:r>
+      <w:r>
+        <w:t xml:space="preserve"> </w:t>
+      </w:r>
+      <w:r>
+        <w:t xml:space="preserve">with a 69-gene-edited pig kidney before it failed in October 2025 — and in January 2026 he received a</w:t>
+      </w:r>
+      <w:r>
+        <w:t xml:space="preserve"> </w:t>
+      </w:r>
+      <w:r>
+        <w:rPr>
+          <w:b/>
+          <w:bCs/>
+        </w:rPr>
+        <w:t xml:space="preserve">human</w:t>
+      </w:r>
+      <w:r>
+        <w:t xml:space="preserve"> </w:t>
+      </w:r>
+      <w:r>
+        <w:t xml:space="preserve">kidney, becoming the first person to cross from an animal organ to a human one. That possibility, xenotransplant as a temporary</w:t>
+      </w:r>
+      <w:r>
+        <w:t xml:space="preserve"> </w:t>
+      </w:r>
+      <w:r>
+        <w:rPr>
+          <w:b/>
+          <w:bCs/>
+        </w:rPr>
+        <w:t xml:space="preserve">bridge</w:t>
+      </w:r>
+      <w:r>
+        <w:t xml:space="preserve"> </w:t>
+      </w:r>
+      <w:r>
+        <w:t xml:space="preserve">rather than a permanent replacement, may end up being the field’s most consequential result so far: a bridge only has to hold for months, not decades. Each result, good or bad, now feeds a planned study rather than a single news cycle. This is meant to answer the objections. A trial replaces the therapeutic misconception with honest research consent. It builds in screening for viruses like PCMV. It submits the public-risk question to regulators rather than to a single operating team. Yet the deepest tensions do not vanish. Trial subjects will still be desperate people choosing under pressure. The infection risk still falls on a public that cannot sit in the consent conversation. The pigs are still made to die. The move from rescue to routine makes the practice more careful — but careful is not the same as settled. The question Bennett’s case opened is now being asked at scale: not</w:t>
       </w:r>
       <w:r>
         <w:t xml:space="preserve"> </w:t>
